--- a/PHY118/handouts/PHY118_LB02_Free_Fall_Example_Starter.docx
+++ b/PHY118/handouts/PHY118_LB02_Free_Fall_Example_Starter.docx
@@ -633,7 +633,7 @@
           <w:i/>
           <w:color w:val="595959"/>
         </w:rPr>
-        <w:t xml:space="preserve">Answer the discussion questions from the lab handout here, in sentences and paragraphs. Do not restate the question before answering it, and do not present your answers as a numbered or bulleted list.</w:t>
+        <w:t xml:space="preserve">Answer all three Additional Questions (AQ1–AQ3) from the lab handout here, in sentences and paragraphs. Do not restate the question before answering it, and do not present your answers as a numbered or bulleted list. The handout’s Discussion prompts belong in the Discussion section above, not here.</w:t>
       </w:r>
     </w:p>
     <w:p>
